--- a/public/Wai-Yan-Min-Min-Resume.docx
+++ b/public/Wai-Yan-Min-Min-Resume.docx
@@ -241,7 +241,7 @@
           <w:vertAlign w:val="baseline"/>
           <w:rtl w:val="0"/>
         </w:rPr>
-        <w:t>Full Stack: Next.js, React, TypeScript, Node.js, FastAPI, Django, Flask, Flutter, RESTful APIs, GraphQL, WebSockets</w:t>
+        <w:t>Full Stack: Next.js, React, React Native, TypeScript, Node.js, FastAPI, Django, Flask, Flutter, Convex, RESTful APIs, GraphQL, WebSockets</w:t>
       </w:r>
     </w:p>
     <w:p>
@@ -1972,6 +1972,69 @@
         <w:rPr>
           <w:rtl w:val="0"/>
         </w:rPr>
+      </w:r>
+    </w:p>
+    <w:p>
+      <w:pPr>
+        <w:spacing w:before="120"/>
+      </w:pPr>
+      <w:r>
+        <w:rPr>
+          <w:b/>
+          <w:sz w:val="22"/>
+        </w:rPr>
+        <w:t>Cross-Platform Fashion Ecommerce (In Progress)</w:t>
+      </w:r>
+    </w:p>
+    <w:p>
+      <w:pPr>
+        <w:spacing w:after="40"/>
+      </w:pPr>
+      <w:r>
+        <w:rPr>
+          <w:b w:val="0"/>
+          <w:sz w:val="20"/>
+        </w:rPr>
+        <w:t>React Native, Convex, Realtime Database | Android, iOS, Web | June 2026 – Present</w:t>
+      </w:r>
+    </w:p>
+    <w:p>
+      <w:pPr>
+        <w:spacing w:before="0" w:after="0"/>
+      </w:pPr>
+      <w:r>
+        <w:rPr>
+          <w:rFonts w:ascii="Calibri" w:hAnsi="Calibri"/>
+          <w:b w:val="0"/>
+          <w:sz w:val="22"/>
+        </w:rPr>
+        <w:t>Building a cross-platform ecommerce app with React Native for Android, iOS, and web, using Convex as the realtime backend and database.</w:t>
+      </w:r>
+    </w:p>
+    <w:p>
+      <w:pPr>
+        <w:spacing w:before="0" w:after="0"/>
+      </w:pPr>
+      <w:r>
+        <w:rPr>
+          <w:rFonts w:ascii="Calibri" w:hAnsi="Calibri"/>
+          <w:b w:val="0"/>
+          <w:sz w:val="22"/>
+        </w:rPr>
+        <w:t>Implementing core shop flows (catalog, cart, checkout) plus direct messaging between shoppers and clothing stores.</w:t>
+      </w:r>
+    </w:p>
+    <w:p>
+      <w:pPr>
+        <w:spacing w:before="0" w:after="0"/>
+      </w:pPr>
+      <w:r>
+        <w:rPr>
+          <w:rFonts w:ascii="Calibri" w:hAnsi="Calibri"/>
+          <w:b w:val="0"/>
+          <w:sz w:val="22"/>
+        </w:rPr>
+        <w:t>Developing brand-owner dashboards for order tracking, storefront analytics, and other standard ecommerce operations.</w:t>
       </w:r>
     </w:p>
     <w:p>

--- a/public/Wai-Yan-Min-Min-Resume.docx
+++ b/public/Wai-Yan-Min-Min-Resume.docx
@@ -1983,7 +1983,7 @@
           <w:b/>
           <w:sz w:val="22"/>
         </w:rPr>
-        <w:t>Cross-Platform Fashion Ecommerce (In Progress)</w:t>
+        <w:t>Cross-Platform Ecommerce Web App with Admin Panel (iOS, Android, Web)</w:t>
       </w:r>
     </w:p>
     <w:p>
@@ -1995,7 +1995,7 @@
           <w:b w:val="0"/>
           <w:sz w:val="20"/>
         </w:rPr>
-        <w:t>React Native, Convex, Realtime Database | Android, iOS, Web | June 2026 – Present</w:t>
+        <w:t>React Native, Convex, Realtime Database | June 2026 – Present</w:t>
       </w:r>
     </w:p>
     <w:p>

--- a/public/Wai-Yan-Min-Min-Resume.docx
+++ b/public/Wai-Yan-Min-Min-Resume.docx
@@ -34,7 +34,7 @@
           <w:szCs w:val="24"/>
           <w:rtl w:val="0"/>
         </w:rPr>
-        <w:t>Full-Stack AI Developer | LLM Applications &amp; Scalable Systems</w:t>
+        <w:t>Full Stack AI Engineer | RAG, Agents &amp; Production LLM Systems</w:t>
       </w:r>
       <w:r>
         <w:rPr>
@@ -132,7 +132,7 @@
         <w:rPr>
           <w:rtl w:val="0"/>
         </w:rPr>
-        <w:t>Full-Stack AI Developer who builds end-to-end products spanning LLM apps, RAG pipelines, and agent workflows through production-ready web/mobile UIs, APIs, and cloud infrastructure. Experienced shipping AI-powered features with FastAPI, LangChain, Next.js, and AWS — from model/API integration to deployment, monitoring, and iteration.</w:t>
+        <w:t>Full Stack AI Engineer who owns features from idea to production — React/TypeScript frontends, Python/Node.js APIs, and LLM systems including RAG pipelines, prompt refinement, and agent workflows with tool calling and automation. Ships reliable AI features on AWS with a focus on quality, latency, and practical business impact.</w:t>
       </w:r>
     </w:p>
     <w:p>
@@ -198,7 +198,7 @@
           <w:vertAlign w:val="baseline"/>
           <w:rtl w:val="0"/>
         </w:rPr>
-        <w:t>AI &amp; ML: LLMs, LangChain, RAG, AI Agents, NLP, Embeddings, Prompt Engineering, TensorFlow, PyTorch, scikit-learn, Pandas, NumPy</w:t>
+        <w:t>AI &amp; Orchestration: LLMs, LangChain, RAG, AI Agents, Tool Calling, Prompt Engineering, Embeddings, NLP, Workflow Automation, TensorFlow, PyTorch, scikit-learn</w:t>
       </w:r>
     </w:p>
     <w:p>
@@ -241,7 +241,7 @@
           <w:vertAlign w:val="baseline"/>
           <w:rtl w:val="0"/>
         </w:rPr>
-        <w:t>Full Stack: Next.js, React, React Native, TypeScript, Node.js, FastAPI, Django, Flask, Flutter, Convex, RESTful APIs, GraphQL, WebSockets</w:t>
+        <w:t>Full Stack: React, TypeScript, Tailwind CSS, Next.js, Node.js, FastAPI, Python APIs, RESTful APIs, GraphQL, React Native, Flutter</w:t>
       </w:r>
     </w:p>
     <w:p>
@@ -284,7 +284,7 @@
           <w:vertAlign w:val="baseline"/>
           <w:rtl w:val="0"/>
         </w:rPr>
-        <w:t>Programming: Python, JavaScript, TypeScript, Java, C++, C#, PHP, SQL</w:t>
+        <w:t>Programming: Python, JavaScript, TypeScript, Node.js, SQL, Java, C++, C#, PHP</w:t>
       </w:r>
     </w:p>
     <w:p>
@@ -327,7 +327,7 @@
           <w:vertAlign w:val="baseline"/>
           <w:rtl w:val="0"/>
         </w:rPr>
-        <w:t>Databases &amp; Data: PostgreSQL, MySQL, MongoDB, DynamoDB, SQLite, Prisma, vector/search-ready data modeling</w:t>
+        <w:t>Data &amp; Retrieval: PostgreSQL, MySQL, MongoDB, DynamoDB, SQLite, Prisma, embeddings/vector-ready data modeling for RAG</w:t>
       </w:r>
     </w:p>
     <w:p>
@@ -370,7 +370,7 @@
           <w:vertAlign w:val="baseline"/>
           <w:rtl w:val="0"/>
         </w:rPr>
-        <w:t>Cloud &amp; DevOps: AWS (EC2, S3, RDS, CloudFront, Route 53), Docker, CI/CD, GitHub Actions, Vercel, Railway, Firebase, Google Cloud</w:t>
+        <w:t>Cloud &amp; DevOps: AWS (EC2, S3, RDS, CloudFront, Route 53), Docker, CI/CD, GitHub Actions, Vercel, Railway, production monitoring &amp; troubleshooting</w:t>
       </w:r>
     </w:p>
     <w:p>
@@ -413,7 +413,7 @@
           <w:vertAlign w:val="baseline"/>
           <w:rtl w:val="0"/>
         </w:rPr>
-        <w:t>Automation &amp; Tools: n8n workflow automation, Git/GitHub/Bitbucket, Streamlit, Jupyter, Power BI</w:t>
+        <w:t>Integrations &amp; Tools: n8n, third-party APIs, messaging/email automation, Git/GitHub/Bitbucket, Streamlit, Jupyter</w:t>
       </w:r>
     </w:p>
     <w:p>
@@ -456,7 +456,7 @@
           <w:vertAlign w:val="baseline"/>
           <w:rtl w:val="0"/>
         </w:rPr>
-        <w:t>Architecture: Clean Architecture, MVVM, Bloc, Provider, scalable API design, production troubleshooting</w:t>
+        <w:t>Delivery: end-to-end feature ownership, rapid iteration with product stakeholders, Clean Architecture, scalable API design</w:t>
       </w:r>
     </w:p>
     <w:p>
@@ -563,7 +563,7 @@
           <w:vertAlign w:val="baseline"/>
           <w:rtl w:val="0"/>
         </w:rPr>
-        <w:t>Designed and shipped full-stack registration platforms for corporate events (500+ attendees), with secure auth, data capture, and reliable peak-load delivery.</w:t>
+        <w:t>Owned customer-facing web features end-to-end for corporate event platforms (500+ attendees), from concept through production release.</w:t>
       </w:r>
     </w:p>
     <w:p>
@@ -606,7 +606,7 @@
           <w:vertAlign w:val="baseline"/>
           <w:rtl w:val="0"/>
         </w:rPr>
-        <w:t>Owned the product lifecycle end-to-end — requirements, API/frontend development, cloud deployment, and ongoing iteration for enterprise clients.</w:t>
+        <w:t>Built responsive frontends and backend APIs with secure auth, reliable data capture, and iteration based on client feedback.</w:t>
       </w:r>
     </w:p>
     <w:p>
@@ -649,7 +649,7 @@
           <w:vertAlign w:val="baseline"/>
           <w:rtl w:val="0"/>
         </w:rPr>
-        <w:t>Deployed and operated applications on AWS with a focus on reliability, security, and availability under live event traffic.</w:t>
+        <w:t>Deployed and operated systems on AWS, improving reliability, security, and availability under peak live traffic.</w:t>
       </w:r>
     </w:p>
     <w:p>
@@ -692,7 +692,7 @@
           <w:vertAlign w:val="baseline"/>
           <w:rtl w:val="0"/>
         </w:rPr>
-        <w:t>Configured hosting, DNS, and domain setup so client event sites stayed live through peak registration windows.</w:t>
+        <w:t>Integrated hosting, DNS, and third-party services so client sites stayed live through high-demand registration windows.</w:t>
       </w:r>
     </w:p>
     <w:p>
@@ -1075,7 +1075,7 @@
           <w:vertAlign w:val="baseline"/>
           <w:rtl w:val="0"/>
         </w:rPr>
-        <w:t>Built and maintained full-stack web applications across frontend, backend APIs, and databases with a product-first delivery mindset.</w:t>
+        <w:t>Developed full-stack web applications across React-style frontends, backend APIs, and databases with rapid feature delivery.</w:t>
       </w:r>
     </w:p>
     <w:p>
@@ -1118,7 +1118,7 @@
           <w:vertAlign w:val="baseline"/>
           <w:rtl w:val="0"/>
         </w:rPr>
-        <w:t>Designed and integrated RESTful APIs and third-party services to power data-driven product features.</w:t>
+        <w:t>Designed scalable RESTful APIs and connected third-party services to power product workflows.</w:t>
       </w:r>
     </w:p>
     <w:p>
@@ -1161,7 +1161,7 @@
           <w:vertAlign w:val="baseline"/>
           <w:rtl w:val="0"/>
         </w:rPr>
-        <w:t>Deployed and operated applications on AWS (EC2, S3, RDS, CloudFront, Route 53) for scalable production workloads.</w:t>
+        <w:t>Deployed and maintained applications on AWS (EC2, S3, RDS, CloudFront, Route 53).</w:t>
       </w:r>
     </w:p>
     <w:p>
@@ -1204,7 +1204,7 @@
           <w:vertAlign w:val="baseline"/>
           <w:rtl w:val="0"/>
         </w:rPr>
-        <w:t>Implemented CI/CD pipelines, monitored application health, and troubleshot production incidents end-to-end.</w:t>
+        <w:t>Implemented CI/CD, monitored production health, and troubleshot incidents to improve reliability.</w:t>
       </w:r>
     </w:p>
     <w:p>
@@ -1247,7 +1247,7 @@
           <w:vertAlign w:val="baseline"/>
           <w:rtl w:val="0"/>
         </w:rPr>
-        <w:t>Hardened security, scalability, and reliability while collaborating with cross-functional product teams.</w:t>
+        <w:t>Collaborated with cross-functional teams to ship secure, scalable features quickly.</w:t>
       </w:r>
     </w:p>
     <w:p>
@@ -2008,7 +2008,7 @@
           <w:b w:val="0"/>
           <w:sz w:val="22"/>
         </w:rPr>
-        <w:t>Building a cross-platform ecommerce app with React Native for Android, iOS, and web, using Convex as the realtime backend and database.</w:t>
+        <w:t>Building a cross-platform ecommerce app (iOS, Android, Web) with React Native and Convex realtime backend/database.</w:t>
       </w:r>
     </w:p>
     <w:p>
@@ -2021,7 +2021,7 @@
           <w:b w:val="0"/>
           <w:sz w:val="22"/>
         </w:rPr>
-        <w:t>Implementing core shop flows (catalog, cart, checkout) plus direct messaging between shoppers and clothing stores.</w:t>
+        <w:t>Implementing core shop flows and messaging between shoppers and clothing stores via product APIs and realtime data.</w:t>
       </w:r>
     </w:p>
     <w:p>
@@ -2034,7 +2034,7 @@
           <w:b w:val="0"/>
           <w:sz w:val="22"/>
         </w:rPr>
-        <w:t>Developing brand-owner dashboards for order tracking, storefront analytics, and other standard ecommerce operations.</w:t>
+        <w:t>Developing brand-owner admin dashboards for order tracking, analytics, and standard ecommerce operations.</w:t>
       </w:r>
     </w:p>
     <w:p>
@@ -2069,7 +2069,7 @@
           <w:szCs w:val="20"/>
           <w:rtl w:val="0"/>
         </w:rPr>
-        <w:t>Next.js, TypeScript, PostgreSQL, Prisma, AWS RDS, S3, Vercel, Railway | LLM PDF Q&amp;A, summaries, quizzes</w:t>
+        <w:t>React/Next.js, TypeScript, Python APIs, PostgreSQL, Prisma, AWS RDS, S3 | RAG-style PDF Q&amp;A, summaries, quizzes</w:t>
       </w:r>
       <w:r>
         <w:rPr>
@@ -2117,7 +2117,7 @@
           <w:vertAlign w:val="baseline"/>
           <w:rtl w:val="0"/>
         </w:rPr>
-        <w:t>Built a full-stack AI study platform with PDF AI summaries, semantic Q&amp;A, and quiz generation using Next.js, TypeScript, and PostgreSQL/Prisma.</w:t>
+        <w:t>Designed and built a customer-facing AI study product end-to-end: document AI summaries, semantic Q&amp;A, and quiz generation.</w:t>
       </w:r>
     </w:p>
     <w:p>
@@ -2160,7 +2160,7 @@
           <w:vertAlign w:val="baseline"/>
           <w:rtl w:val="0"/>
         </w:rPr>
-        <w:t>Provisioned cloud storage and data layer with user-level access control on AWS RDS and S3 for document-backed AI features.</w:t>
+        <w:t>Implemented document-backed retrieval workflows over user content with access-controlled data on AWS RDS and S3.</w:t>
       </w:r>
     </w:p>
     <w:p>
@@ -2203,7 +2203,7 @@
           <w:vertAlign w:val="baseline"/>
           <w:rtl w:val="0"/>
         </w:rPr>
-        <w:t>Added secure auth, profile management, and feature gating with API key revoke support for controlled AI usage.</w:t>
+        <w:t>Shipped secure auth, profile management, and API key controls to improve reliability and safe AI usage in production.</w:t>
       </w:r>
     </w:p>
     <w:p>
@@ -2246,7 +2246,7 @@
           <w:vertAlign w:val="baseline"/>
           <w:rtl w:val="0"/>
         </w:rPr>
-        <w:t>Deployed frontend on Vercel and backend on Railway; resolved CORS, auth sessions, and production build failures.</w:t>
+        <w:t>Deployed frontend and backend services; resolved CORS, session, and build issues while iterating toward stable releases.</w:t>
       </w:r>
     </w:p>
     <w:p>
@@ -2260,7 +2260,7 @@
           <w:bCs w:val="1"/>
           <w:rtl w:val="0"/>
         </w:rPr>
-        <w:t>GitHub Issue Analysis &amp; AI Workflow Automation</w:t>
+        <w:t>GitHub Issue Analysis &amp; AI Agent Workflow Automation</w:t>
       </w:r>
       <w:r>
         <w:rPr>
@@ -2281,7 +2281,7 @@
           <w:szCs w:val="20"/>
           <w:rtl w:val="0"/>
         </w:rPr>
-        <w:t>n8n, LangChain, LLMs, Docker, Railway</w:t>
+        <w:t>n8n, LangChain, LLMs, Tool Calling, Docker, Railway | multi-step AI workflows</w:t>
       </w:r>
       <w:r>
         <w:rPr>
@@ -2329,7 +2329,7 @@
           <w:vertAlign w:val="baseline"/>
           <w:rtl w:val="0"/>
         </w:rPr>
-        <w:t>Automated issue intake, LLM-powered analysis, and email notification with n8n + LangChain workflows.</w:t>
+        <w:t>Built an AI agent workflow that analyses GitHub issues with LangChain prompts, then orchestrates multi-step automation.</w:t>
       </w:r>
     </w:p>
     <w:p>
@@ -2372,7 +2372,7 @@
           <w:vertAlign w:val="baseline"/>
           <w:rtl w:val="0"/>
         </w:rPr>
-        <w:t>Containerized and deployed the AI workflow backend on Railway with Docker for reliable, repeatable releases.</w:t>
+        <w:t>Connected LLM outputs to messaging/email notifications and third-party APIs for real-world triage handoff.</w:t>
       </w:r>
     </w:p>
     <w:p>
@@ -2415,7 +2415,7 @@
           <w:vertAlign w:val="baseline"/>
           <w:rtl w:val="0"/>
         </w:rPr>
-        <w:t>Reduced manual triage time for internal engineering workflows through agent-style automation.</w:t>
+        <w:t>Containerized and deployed the pipeline; reduced manual engineering triage time through reliable agent-style automation.</w:t>
       </w:r>
     </w:p>
     <w:p>
@@ -2450,7 +2450,7 @@
           <w:szCs w:val="20"/>
           <w:rtl w:val="0"/>
         </w:rPr>
-        <w:t>Python, FastAPI, Flutter, NLP Embeddings, Semantic Similarity</w:t>
+        <w:t>Python, FastAPI, Embeddings, Semantic Similarity, Flutter</w:t>
       </w:r>
       <w:r>
         <w:rPr>
@@ -2498,7 +2498,7 @@
           <w:vertAlign w:val="baseline"/>
           <w:rtl w:val="0"/>
         </w:rPr>
-        <w:t>Built an end-to-end AI screening system with a FastAPI backend and Flutter frontend for HR evaluation workflows.</w:t>
+        <w:t>Built a production-style AI screening service with FastAPI: parse resumes, score job fit, and return ranked shortlists.</w:t>
       </w:r>
     </w:p>
     <w:p>
@@ -2541,7 +2541,7 @@
           <w:vertAlign w:val="baseline"/>
           <w:rtl w:val="0"/>
         </w:rPr>
-        <w:t>Ranked candidates via embedding-based semantic similarity (beyond keyword matching) with explainable match signals.</w:t>
+        <w:t>Used embedding-based semantic matching (beyond keywords) and explainable signals to improve ranking consistency and quality.</w:t>
       </w:r>
     </w:p>
     <w:p>
@@ -2584,7 +2584,7 @@
           <w:vertAlign w:val="baseline"/>
           <w:rtl w:val="0"/>
         </w:rPr>
-        <w:t>Deployed API and UI as a working full-stack AI service for production-style HR screening.</w:t>
+        <w:t>Delivered end-to-end API + UI for HR evaluation workflows with practical latency and reliability considerations.</w:t>
       </w:r>
     </w:p>
     <w:p>
@@ -2667,7 +2667,7 @@
           <w:vertAlign w:val="baseline"/>
           <w:rtl w:val="0"/>
         </w:rPr>
-        <w:t>Benchmarked computer vision models under varied parameters and sample sizes on the VGGFace2 dataset.</w:t>
+        <w:t>Evaluated and compared computer vision models under varied parameters and sample sizes on the VGGFace2 dataset.</w:t>
       </w:r>
     </w:p>
     <w:p>
@@ -2710,7 +2710,7 @@
           <w:vertAlign w:val="baseline"/>
           <w:rtl w:val="0"/>
         </w:rPr>
-        <w:t>Built a baseline CNN and compared it against ResNet50 transfer learning for face-related CV performance.</w:t>
+        <w:t>Trained a baseline CNN and benchmarked against ResNet50 transfer learning to assess model performance trade-offs.</w:t>
       </w:r>
     </w:p>
     <w:sectPr>

--- a/public/Wai-Yan-Min-Min-Resume.docx
+++ b/public/Wai-Yan-Min-Min-Resume.docx
@@ -62,66 +62,36 @@
       <w:hyperlink r:id="rId6">
         <w:r>
           <w:rPr>
-            <w:color w:val="0563c1"/>
+            <w:color w:val="0563C1"/>
             <w:u w:val="single"/>
-            <w:rtl w:val="0"/>
           </w:rPr>
           <w:t xml:space="preserve">LinkedIn</w:t>
         </w:r>
       </w:hyperlink>
       <w:r>
-        <w:rPr>
-          <w:rtl w:val="0"/>
-        </w:rPr>
         <w:t xml:space="preserve"> | </w:t>
       </w:r>
       <w:hyperlink r:id="rId7">
         <w:r>
           <w:rPr>
-            <w:color w:val="0563c1"/>
+            <w:color w:val="0563C1"/>
             <w:u w:val="single"/>
-            <w:rtl w:val="0"/>
           </w:rPr>
           <w:t xml:space="preserve">GitHub</w:t>
         </w:r>
       </w:hyperlink>
       <w:r>
-        <w:rPr>
-          <w:rtl w:val="0"/>
-        </w:rPr>
         <w:t xml:space="preserve"> | </w:t>
       </w:r>
       <w:hyperlink r:id="rId8">
         <w:r>
           <w:rPr>
-            <w:color w:val="0563c1"/>
+            <w:color w:val="0563C1"/>
             <w:u w:val="single"/>
-            <w:rtl w:val="0"/>
           </w:rPr>
           <w:t xml:space="preserve">Portfolio</w:t>
         </w:r>
       </w:hyperlink>
-      <w:r>
-        <w:rPr>
-          <w:rtl w:val="0"/>
-        </w:rPr>
-        <w:t xml:space="preserve"> | </w:t>
-      </w:r>
-      <w:hyperlink r:id="rId9">
-        <w:r>
-          <w:rPr>
-            <w:color w:val="0563c1"/>
-            <w:u w:val="single"/>
-            <w:rtl w:val="0"/>
-          </w:rPr>
-          <w:t xml:space="preserve">Stack Overflow</w:t>
-        </w:r>
-      </w:hyperlink>
-      <w:r>
-        <w:rPr>
-          <w:rtl w:val="0"/>
-        </w:rPr>
-      </w:r>
     </w:p>
     <w:p>
       <w:pPr>
